--- a/dist/TwinRain Document Processor/_internal/Documents/Cover Letters/Shitongeni/4. Undertaking - Labour.docx
+++ b/dist/TwinRain Document Processor/_internal/Documents/Cover Letters/Shitongeni/4. Undertaking - Labour.docx
@@ -615,32 +615,6 @@
         </w:rPr>
         <w:t>For Twinrain Technologies Solutions (PTY) Ltd</w:t>
       </w:r>
-    </w:p>
-    <w:p>
-      <w:pPr>
-        <w:autoSpaceDE w:val="0"/>
-        <w:autoSpaceDN w:val="0"/>
-        <w:rPr>
-          <w:rFonts w:eastAsia="Times New Roman" w:cstheme="minorHAnsi"/>
-          <w:sz w:val="24"/>
-          <w:szCs w:val="24"/>
-          <w:lang w:val="en-GB"/>
-        </w:rPr>
-      </w:pPr>
-    </w:p>
-    <w:p>
-      <w:pPr>
-        <w:pStyle w:val="BankNormal"/>
-        <w:tabs>
-          <w:tab w:val="left" w:pos="270"/>
-        </w:tabs>
-        <w:spacing w:after="0"/>
-        <w:rPr>
-          <w:rFonts w:asciiTheme="minorHAnsi" w:hAnsiTheme="minorHAnsi" w:cstheme="minorHAnsi"/>
-          <w:sz w:val="28"/>
-          <w:szCs w:val="28"/>
-        </w:rPr>
-      </w:pPr>
     </w:p>
     <w:sectPr>
       <w:headerReference w:type="even" r:id="rId8"/>
